--- a/PractWork2/ТЗ.docx
+++ b/PractWork2/ТЗ.docx
@@ -957,8 +957,45 @@
                 <w:rFonts w:cs="Times New Roman"/>
                 <w:szCs w:val="28"/>
               </w:rPr>
-              <w:t>__________ Р. В. Садовский</w:t>
+              <w:t xml:space="preserve">__________ </w:t>
             </w:r>
+            <w:r>
+              <w:rPr>
+                <w:rFonts w:cs="Times New Roman"/>
+                <w:szCs w:val="28"/>
+              </w:rPr>
+              <w:t>М</w:t>
+            </w:r>
+            <w:r>
+              <w:rPr>
+                <w:rFonts w:cs="Times New Roman"/>
+                <w:szCs w:val="28"/>
+              </w:rPr>
+              <w:t xml:space="preserve">. </w:t>
+            </w:r>
+            <w:r>
+              <w:rPr>
+                <w:rFonts w:cs="Times New Roman"/>
+                <w:szCs w:val="28"/>
+              </w:rPr>
+              <w:t>С</w:t>
+            </w:r>
+            <w:r>
+              <w:rPr>
+                <w:rFonts w:cs="Times New Roman"/>
+                <w:szCs w:val="28"/>
+              </w:rPr>
+              <w:t xml:space="preserve">. </w:t>
+            </w:r>
+            <w:proofErr w:type="spellStart"/>
+            <w:r>
+              <w:rPr>
+                <w:rFonts w:cs="Times New Roman"/>
+                <w:szCs w:val="28"/>
+              </w:rPr>
+              <w:t>Маломан</w:t>
+            </w:r>
+            <w:proofErr w:type="spellEnd"/>
           </w:p>
           <w:p>
             <w:pPr>
@@ -4583,7 +4620,10 @@
         <w:pStyle w:val="a3"/>
       </w:pPr>
       <w:r>
-        <w:t>Наименование – «Планировщик задач</w:t>
+        <w:t>Наименование – «</w:t>
+      </w:r>
+      <w:r>
+        <w:t>Веб-приложение</w:t>
       </w:r>
       <w:r>
         <w:rPr>
@@ -4632,10 +4672,10 @@
         <w:t>»</w:t>
       </w:r>
       <w:r>
-        <w:t xml:space="preserve"> для повышения эффективности управления проектами и</w:t>
-      </w:r>
-      <w:r>
-        <w:t xml:space="preserve"> задачами в различных областях</w:t>
+        <w:t xml:space="preserve"> для </w:t>
+      </w:r>
+      <w:r>
+        <w:t>удобного взаимодействия с клиентами</w:t>
       </w:r>
       <w:r>
         <w:t>.</w:t>
@@ -4647,10 +4687,10 @@
         <w:t>Программа обеспечивает</w:t>
       </w:r>
       <w:r>
-        <w:t xml:space="preserve"> возможность легко организовывать, отслеживать и к</w:t>
-      </w:r>
-      <w:r>
-        <w:t>онтролировать выполнение задач.</w:t>
+        <w:t xml:space="preserve"> возможность </w:t>
+      </w:r>
+      <w:r>
+        <w:t>клиентам выбрать и заказать одну или несколько моделей обуви из каталога.</w:t>
       </w:r>
     </w:p>
     <w:p>
@@ -4715,7 +4755,10 @@
         <w:t>разработки – «</w:t>
       </w:r>
       <w:r>
-        <w:t>Разработка планировщика задач</w:t>
+        <w:t xml:space="preserve">Разработка </w:t>
+      </w:r>
+      <w:r>
+        <w:t>веб-приложения</w:t>
       </w:r>
       <w:r>
         <w:t xml:space="preserve"> </w:t>
@@ -4786,7 +4829,13 @@
         <w:t>Функциональным назначение</w:t>
       </w:r>
       <w:r>
-        <w:t>м программы является планирование задач компании ООО «</w:t>
+        <w:t xml:space="preserve">м программы является </w:t>
+      </w:r>
+      <w:r>
+        <w:t xml:space="preserve">выбор и заказ моделей обуви в программе </w:t>
+      </w:r>
+      <w:r>
+        <w:t>«</w:t>
       </w:r>
       <w:r>
         <w:t>Чудо Обувь</w:t>
@@ -4814,7 +4863,13 @@
         <w:pStyle w:val="a3"/>
       </w:pPr>
       <w:r>
-        <w:t>Конечными пользователями программы должны являться ответственные сотрудники ООО «</w:t>
+        <w:t xml:space="preserve">Конечными пользователями программы должны являться </w:t>
+      </w:r>
+      <w:r>
+        <w:t>клиенты</w:t>
+      </w:r>
+      <w:r>
+        <w:t xml:space="preserve"> «</w:t>
       </w:r>
       <w:r>
         <w:t>Чудо Обувь</w:t>
@@ -4846,6 +4901,33 @@
     </w:p>
     <w:p>
       <w:pPr>
+        <w:pStyle w:val="a3"/>
+      </w:pPr>
+      <w:r>
+        <w:t>Программа должна иметь перечисленные ниже функциональные характеристики</w:t>
+      </w:r>
+      <w:r>
+        <w:t>:</w:t>
+      </w:r>
+    </w:p>
+    <w:p>
+      <w:pPr>
+        <w:pStyle w:val="a0"/>
+      </w:pPr>
+      <w:r>
+        <w:t>в каталоге должно храниться актуальное доступное для заказа количество товарных позиций: сочетаний модели и размера;</w:t>
+      </w:r>
+    </w:p>
+    <w:p>
+      <w:pPr>
+        <w:pStyle w:val="a0"/>
+      </w:pPr>
+      <w:r>
+        <w:t xml:space="preserve">для каждой модели в каталоге должно сохраняться изображение; </w:t>
+      </w:r>
+    </w:p>
+    <w:p>
+      <w:pPr>
         <w:pStyle w:val="3"/>
       </w:pPr>
       <w:bookmarkStart w:id="5" w:name="_Toc216253079"/>
@@ -4870,10 +4952,13 @@
         <w:pStyle w:val="a0"/>
       </w:pPr>
       <w:r>
-        <w:t>добавление новых задач</w:t>
-      </w:r>
-      <w:r>
-        <w:t xml:space="preserve"> с указанием названия, описания, приоритета и сроков выполнения;</w:t>
+        <w:t>управление заказами</w:t>
+      </w:r>
+      <w:r>
+        <w:rPr>
+          <w:lang w:val="en-US"/>
+        </w:rPr>
+        <w:t>;</w:t>
       </w:r>
     </w:p>
     <w:p>
@@ -4881,7 +4966,7 @@
         <w:pStyle w:val="a0"/>
       </w:pPr>
       <w:r>
-        <w:t>настройка существующих задач, включая возможность изменения статуса и приоритета;</w:t>
+        <w:t>просмотр списка заказов с отображением ключевой информации: дата заказа, ФИО клиента;</w:t>
       </w:r>
     </w:p>
     <w:p>
@@ -4889,7 +4974,137 @@
         <w:pStyle w:val="a0"/>
       </w:pPr>
       <w:r>
-        <w:t>группировка задач по проектам, меткам, и исполнителям;</w:t>
+        <w:t>выбор из каталога одной или несколько пар обуви доступного размера, модели;</w:t>
+      </w:r>
+    </w:p>
+    <w:p>
+      <w:pPr>
+        <w:pStyle w:val="3"/>
+      </w:pPr>
+      <w:bookmarkStart w:id="6" w:name="_Toc216253080"/>
+      <w:r>
+        <w:t>Требования к организации входных данных</w:t>
+      </w:r>
+      <w:bookmarkEnd w:id="6"/>
+    </w:p>
+    <w:p>
+      <w:pPr>
+        <w:pStyle w:val="a3"/>
+      </w:pPr>
+      <w:r>
+        <w:t>Входные данные программы должны быть организованы в виде заранее подготовленных файлов в формате CSV или в формате JSON.</w:t>
+      </w:r>
+    </w:p>
+    <w:p>
+      <w:pPr>
+        <w:pStyle w:val="a3"/>
+      </w:pPr>
+      <w:r>
+        <w:t xml:space="preserve">Файлы указанного формата должны размещаться на </w:t>
+      </w:r>
+      <w:r>
+        <w:t>удаленных носителях, отформатированных согласно требованиям операционной системы.</w:t>
+      </w:r>
+    </w:p>
+    <w:p>
+      <w:pPr>
+        <w:pStyle w:val="3"/>
+      </w:pPr>
+      <w:bookmarkStart w:id="7" w:name="_Toc216253081"/>
+      <w:r>
+        <w:lastRenderedPageBreak/>
+        <w:t>Требования к организации выходных данных</w:t>
+      </w:r>
+      <w:bookmarkEnd w:id="7"/>
+    </w:p>
+    <w:p>
+      <w:pPr>
+        <w:pStyle w:val="a3"/>
+      </w:pPr>
+      <w:r>
+        <w:t>В</w:t>
+      </w:r>
+      <w:r>
+        <w:t>ы</w:t>
+      </w:r>
+      <w:r>
+        <w:t xml:space="preserve">ходные данные программы должны быть организованы в виде заранее подготовленных файлов в формате </w:t>
+      </w:r>
+      <w:r>
+        <w:t>PDF, CSV, и JSON.</w:t>
+      </w:r>
+    </w:p>
+    <w:p>
+      <w:pPr>
+        <w:pStyle w:val="a3"/>
+      </w:pPr>
+      <w:r>
+        <w:t>Файлы указанного формата должны размещаться на удаленных носителях, отформатированных согласно требованиям операционной системы.</w:t>
+      </w:r>
+    </w:p>
+    <w:p>
+      <w:pPr>
+        <w:pStyle w:val="3"/>
+      </w:pPr>
+      <w:bookmarkStart w:id="8" w:name="_Toc216253082"/>
+      <w:r>
+        <w:t>Требования к временным характеристикам</w:t>
+      </w:r>
+      <w:bookmarkEnd w:id="8"/>
+    </w:p>
+    <w:p>
+      <w:pPr>
+        <w:pStyle w:val="a3"/>
+      </w:pPr>
+      <w:r>
+        <w:t>Требования к временным характеристикам программы не предъявляются.</w:t>
+      </w:r>
+    </w:p>
+    <w:p>
+      <w:pPr>
+        <w:pStyle w:val="2"/>
+      </w:pPr>
+      <w:bookmarkStart w:id="9" w:name="_Toc216253083"/>
+      <w:r>
+        <w:t>Требования к надежности</w:t>
+      </w:r>
+      <w:bookmarkEnd w:id="9"/>
+    </w:p>
+    <w:p>
+      <w:pPr>
+        <w:pStyle w:val="a3"/>
+      </w:pPr>
+      <w:r>
+        <w:t>Программа должна иметь высокий уровень отказоустойчивости, время простоя не более 3 часов в течении месяца.</w:t>
+      </w:r>
+    </w:p>
+    <w:p>
+      <w:pPr>
+        <w:pStyle w:val="a3"/>
+      </w:pPr>
+      <w:r>
+        <w:t xml:space="preserve">Резервное копирование данных должно выполняться автоматически не реже одного раза в сутки. </w:t>
+      </w:r>
+    </w:p>
+    <w:p>
+      <w:pPr>
+        <w:pStyle w:val="3"/>
+      </w:pPr>
+      <w:bookmarkStart w:id="10" w:name="_Toc216253084"/>
+      <w:r>
+        <w:t>Требования к обеспечению надежного (устойчивого) функционирования программы</w:t>
+      </w:r>
+      <w:bookmarkEnd w:id="10"/>
+    </w:p>
+    <w:p>
+      <w:pPr>
+        <w:pStyle w:val="a3"/>
+      </w:pPr>
+      <w:r>
+        <w:t>Надежное (устойчивое) функционирование программы должно быть обеспечено выполнением совокупности организационно-технических мероприятий, перечень которых приведен ниже</w:t>
+      </w:r>
+      <w:r>
+        <w:t>:</w:t>
       </w:r>
     </w:p>
     <w:p>
@@ -4897,25 +5112,48 @@
         <w:pStyle w:val="a0"/>
       </w:pPr>
       <w:r>
-        <w:t>обеспечение разных уровней доступа для пользователей.</w:t>
+        <w:t>организацией бесперебойного питания технических средств;</w:t>
+      </w:r>
+    </w:p>
+    <w:p>
+      <w:pPr>
+        <w:pStyle w:val="a0"/>
+      </w:pPr>
+      <w:r>
+        <w:t>использованием сетевых фильтров для защиты от электрических скачков;</w:t>
+      </w:r>
+    </w:p>
+    <w:p>
+      <w:pPr>
+        <w:pStyle w:val="a0"/>
+      </w:pPr>
+      <w:r>
+        <w:t>проверкой на наличие компьютерных вирусов.</w:t>
       </w:r>
     </w:p>
     <w:p>
       <w:pPr>
         <w:pStyle w:val="3"/>
       </w:pPr>
-      <w:bookmarkStart w:id="6" w:name="_Toc216253080"/>
-      <w:r>
-        <w:t>Требования к организации входных данных</w:t>
-      </w:r>
-      <w:bookmarkEnd w:id="6"/>
+      <w:bookmarkStart w:id="11" w:name="_Toc216253085"/>
+      <w:r>
+        <w:lastRenderedPageBreak/>
+        <w:t>Время восстановления после отказа</w:t>
+      </w:r>
+      <w:bookmarkEnd w:id="11"/>
     </w:p>
     <w:p>
       <w:pPr>
         <w:pStyle w:val="a3"/>
       </w:pPr>
       <w:r>
-        <w:t>Входные данные программы должны быть организованы в виде заранее подготовленных файлов в формате CSV или в формате JSON.</w:t>
+        <w:t xml:space="preserve">Общее время восстановления после </w:t>
+      </w:r>
+      <w:r>
+        <w:t>отключения электропитания</w:t>
+      </w:r>
+      <w:r>
+        <w:t xml:space="preserve"> должно составлять не более 10 минут. Это включает время, восстановления нормального функционирования программы.</w:t>
       </w:r>
     </w:p>
     <w:p>
@@ -4923,582 +5161,449 @@
         <w:pStyle w:val="a3"/>
       </w:pPr>
       <w:r>
-        <w:t xml:space="preserve">Файлы указанного формата должны размещаться на </w:t>
-      </w:r>
-      <w:r>
-        <w:t>удаленных носителях, отформатированных согласно требованиям операционной системы.</w:t>
+        <w:t xml:space="preserve">Время восстановления после </w:t>
+      </w:r>
+      <w:r>
+        <w:t>отказа, вызванного неисправностью технических средств, фатальным сбоем операционной системы</w:t>
+      </w:r>
+      <w:r>
+        <w:t xml:space="preserve"> должно составлять не более 1 часа. Это время должно включать этапы диагностики, восстановление данных из резервных копий и последующее тестирование работоспособности системы перед её повторным запуском. Время восстановления после серьезных сбоев должно составлять не более 1 часа. Это время должно включать этапы диагностики, восстановление данных из резервных копий и последующее тестирование работоспособности системы перед её повторным запуском.</w:t>
       </w:r>
     </w:p>
     <w:p>
       <w:pPr>
         <w:pStyle w:val="3"/>
       </w:pPr>
-      <w:bookmarkStart w:id="7" w:name="_Toc216253081"/>
-      <w:r>
-        <w:t>Требования к организации выходных данных</w:t>
-      </w:r>
-      <w:bookmarkEnd w:id="7"/>
+      <w:bookmarkStart w:id="12" w:name="_Toc216253086"/>
+      <w:r>
+        <w:t>Отказы из-за некорректных действий оператора</w:t>
+      </w:r>
+      <w:bookmarkEnd w:id="12"/>
     </w:p>
     <w:p>
       <w:pPr>
         <w:pStyle w:val="a3"/>
       </w:pPr>
       <w:r>
-        <w:t>В</w:t>
-      </w:r>
-      <w:r>
-        <w:t>ы</w:t>
-      </w:r>
-      <w:r>
-        <w:t xml:space="preserve">ходные данные программы должны быть организованы в виде заранее подготовленных файлов в формате </w:t>
-      </w:r>
-      <w:r>
-        <w:t>PDF, CSV, и JSON.</w:t>
-      </w:r>
+        <w:t xml:space="preserve">Некорректные действия </w:t>
+      </w:r>
+      <w:r>
+        <w:t>администратора</w:t>
+      </w:r>
+      <w:r>
+        <w:t xml:space="preserve"> могут привести к различным сбоям в работе прогр</w:t>
+      </w:r>
+      <w:r>
+        <w:t>аммы</w:t>
+      </w:r>
+      <w:r>
+        <w:t>. Эти отказы могут возникать как из-за ошибок ввода данных, так и из-за недопонимания функционала программы.</w:t>
+      </w:r>
+      <w:r>
+        <w:t xml:space="preserve"> Во избежание возникновения отказов программы по указанной выше причине следует обеспечить работу конечного пользователя </w:t>
+      </w:r>
+      <w:r>
+        <w:t>без предоставления ему административных привилегий.</w:t>
+      </w:r>
+    </w:p>
+    <w:p>
+      <w:pPr>
+        <w:pStyle w:val="2"/>
+      </w:pPr>
+      <w:bookmarkStart w:id="13" w:name="_Toc216253087"/>
+      <w:r>
+        <w:t>Условия эксплуатации</w:t>
+      </w:r>
+      <w:bookmarkEnd w:id="13"/>
+    </w:p>
+    <w:p>
+      <w:pPr>
+        <w:pStyle w:val="3"/>
+      </w:pPr>
+      <w:bookmarkStart w:id="14" w:name="_Toc216253088"/>
+      <w:r>
+        <w:t>Требования к численности и квалификации персонала</w:t>
+      </w:r>
+      <w:bookmarkEnd w:id="14"/>
     </w:p>
     <w:p>
       <w:pPr>
         <w:pStyle w:val="a3"/>
       </w:pPr>
       <w:r>
-        <w:t>Файлы указанного формата должны размещаться на удаленных носителях, отформатированных согласно требованиям операционной системы.</w:t>
-      </w:r>
+        <w:t xml:space="preserve">Минимальное количество персонала, требуемого для работы программы, должно составлять не менее </w:t>
+      </w:r>
+      <w:r>
+        <w:t>трех</w:t>
+      </w:r>
+      <w:r>
+        <w:t xml:space="preserve"> человек – </w:t>
+      </w:r>
+      <w:r>
+        <w:t>администратор, менеджер</w:t>
+      </w:r>
+      <w:r>
+        <w:t xml:space="preserve">, </w:t>
+      </w:r>
+      <w:r>
+        <w:t>клиент</w:t>
+      </w:r>
+      <w:r>
+        <w:t>.</w:t>
+      </w:r>
+    </w:p>
+    <w:p>
+      <w:pPr>
+        <w:pStyle w:val="a3"/>
+      </w:pPr>
+      <w:r>
+        <w:t xml:space="preserve">В перечень задач, выполняемых </w:t>
+      </w:r>
+      <w:r>
+        <w:t>администратором</w:t>
+      </w:r>
+      <w:r>
+        <w:t>, должны входить</w:t>
+      </w:r>
+      <w:r>
+        <w:t>:</w:t>
+      </w:r>
+    </w:p>
+    <w:p>
+      <w:pPr>
+        <w:pStyle w:val="a0"/>
+      </w:pPr>
+      <w:r>
+        <w:t>редактирование заказов</w:t>
+      </w:r>
+      <w:r>
+        <w:t>;</w:t>
+      </w:r>
+    </w:p>
+    <w:p>
+      <w:pPr>
+        <w:pStyle w:val="a0"/>
+      </w:pPr>
+      <w:r>
+        <w:t>настройка и обслужи</w:t>
+      </w:r>
+      <w:r>
+        <w:t>вание баз данных;</w:t>
+      </w:r>
+    </w:p>
+    <w:p>
+      <w:pPr>
+        <w:pStyle w:val="a0"/>
+      </w:pPr>
+      <w:r>
+        <w:t>просмотр списка заказов польз</w:t>
+      </w:r>
+      <w:r>
+        <w:t>ователя</w:t>
+      </w:r>
+      <w:r>
+        <w:t>;</w:t>
+      </w:r>
+    </w:p>
+    <w:p>
+      <w:pPr>
+        <w:pStyle w:val="a3"/>
+      </w:pPr>
+      <w:r>
+        <w:lastRenderedPageBreak/>
+        <w:t>Клиент</w:t>
+      </w:r>
+      <w:r>
+        <w:t xml:space="preserve"> должен обладать навыками работы с графическим интерфейсом операционной системы.</w:t>
+      </w:r>
+    </w:p>
+    <w:p>
+      <w:pPr>
+        <w:pStyle w:val="a3"/>
+      </w:pPr>
+      <w:r>
+        <w:t>Менеджер должен обновлять каталог товаров и консультировать пользователей.</w:t>
+      </w:r>
+    </w:p>
+    <w:p>
+      <w:pPr>
+        <w:pStyle w:val="2"/>
+      </w:pPr>
+      <w:bookmarkStart w:id="15" w:name="_Toc216253089"/>
+      <w:r>
+        <w:t>Требования к составу и параметрам технических средств</w:t>
+      </w:r>
+      <w:bookmarkEnd w:id="15"/>
+    </w:p>
+    <w:p>
+      <w:pPr>
+        <w:pStyle w:val="a3"/>
+      </w:pPr>
+      <w:r>
+        <w:t>В состав технический средств должен входить персональный компьютер (ПЭВМ), включающий в себя</w:t>
+      </w:r>
+      <w:r>
+        <w:t>:</w:t>
+      </w:r>
+    </w:p>
+    <w:p>
+      <w:pPr>
+        <w:pStyle w:val="a0"/>
+      </w:pPr>
+      <w:r>
+        <w:t>процессор</w:t>
+      </w:r>
+      <w:r>
+        <w:t xml:space="preserve"> </w:t>
+      </w:r>
+      <w:r>
+        <w:rPr>
+          <w:lang w:val="en-US"/>
+        </w:rPr>
+        <w:t>Intel</w:t>
+      </w:r>
+      <w:r>
+        <w:t xml:space="preserve"> </w:t>
+      </w:r>
+      <w:r>
+        <w:rPr>
+          <w:lang w:val="en-US"/>
+        </w:rPr>
+        <w:t>Core</w:t>
+      </w:r>
+      <w:r>
+        <w:t xml:space="preserve"> </w:t>
+      </w:r>
+      <w:r>
+        <w:rPr>
+          <w:lang w:val="en-US"/>
+        </w:rPr>
+        <w:t>I</w:t>
+      </w:r>
+      <w:r>
+        <w:t xml:space="preserve">5-10400 2.9 </w:t>
+      </w:r>
+      <w:r>
+        <w:t>ГГц</w:t>
+      </w:r>
+      <w:r>
+        <w:t>,</w:t>
+      </w:r>
+      <w:r>
+        <w:t xml:space="preserve"> не менее;</w:t>
+      </w:r>
+    </w:p>
+    <w:p>
+      <w:pPr>
+        <w:pStyle w:val="a0"/>
+      </w:pPr>
+      <w:r>
+        <w:t>оперативную память объемом 8 ГБ, не менее;</w:t>
+      </w:r>
+    </w:p>
+    <w:p>
+      <w:pPr>
+        <w:pStyle w:val="a0"/>
+      </w:pPr>
+      <w:r>
+        <w:t>жесткий диск объемом 128 ГБ и выше;</w:t>
+      </w:r>
+    </w:p>
+    <w:p>
+      <w:pPr>
+        <w:pStyle w:val="2"/>
+      </w:pPr>
+      <w:bookmarkStart w:id="16" w:name="_Toc216253090"/>
+      <w:r>
+        <w:t>Требования к информационной и программной совместимости</w:t>
+      </w:r>
+      <w:bookmarkEnd w:id="16"/>
     </w:p>
     <w:p>
       <w:pPr>
         <w:pStyle w:val="3"/>
       </w:pPr>
-      <w:bookmarkStart w:id="8" w:name="_Toc216253082"/>
+      <w:bookmarkStart w:id="17" w:name="_Toc216253091"/>
+      <w:r>
+        <w:t>Требования к информационным структурам и методам решения</w:t>
+      </w:r>
+      <w:bookmarkEnd w:id="17"/>
+    </w:p>
+    <w:p>
+      <w:pPr>
+        <w:pStyle w:val="a3"/>
+      </w:pPr>
+      <w:r>
+        <w:t>Требования к информационным структурам (файлов) на входе и выходе, а также к методам решения не предъявляются.</w:t>
+      </w:r>
+    </w:p>
+    <w:p>
+      <w:pPr>
+        <w:pStyle w:val="3"/>
+      </w:pPr>
+      <w:bookmarkStart w:id="18" w:name="_Toc216253092"/>
+      <w:r>
+        <w:t>Требования к исходным кодам и языкам программирования</w:t>
+      </w:r>
+      <w:bookmarkEnd w:id="18"/>
+    </w:p>
+    <w:p>
+      <w:pPr>
+        <w:pStyle w:val="a3"/>
+      </w:pPr>
+      <w:r>
+        <w:t xml:space="preserve">Исходные коды программы должны быть реализованы на языке </w:t>
+      </w:r>
+      <w:r>
+        <w:rPr>
+          <w:lang w:val="en-US"/>
+        </w:rPr>
+        <w:t>C</w:t>
+      </w:r>
+      <w:r>
+        <w:t>#</w:t>
+      </w:r>
+      <w:r>
+        <w:t xml:space="preserve">. </w:t>
+      </w:r>
+      <w:r>
+        <w:t xml:space="preserve">В качестве интегрированной среды разработки программы должна быть использована среда </w:t>
+      </w:r>
+      <w:r>
+        <w:rPr>
+          <w:lang w:val="en-US"/>
+        </w:rPr>
+        <w:t>Microsoft</w:t>
+      </w:r>
+      <w:r>
+        <w:t xml:space="preserve"> </w:t>
+      </w:r>
+      <w:r>
+        <w:rPr>
+          <w:lang w:val="en-US"/>
+        </w:rPr>
+        <w:t>Visual</w:t>
+      </w:r>
+      <w:r>
+        <w:t xml:space="preserve"> </w:t>
+      </w:r>
+      <w:r>
+        <w:rPr>
+          <w:lang w:val="en-US"/>
+        </w:rPr>
+        <w:t>Studio</w:t>
+      </w:r>
+      <w:r>
+        <w:t>.</w:t>
+      </w:r>
+    </w:p>
+    <w:p>
+      <w:pPr>
+        <w:pStyle w:val="3"/>
+      </w:pPr>
+      <w:bookmarkStart w:id="19" w:name="_Toc216253093"/>
       <w:r>
         <w:lastRenderedPageBreak/>
-        <w:t>Требования к временным характеристикам</w:t>
-      </w:r>
-      <w:bookmarkEnd w:id="8"/>
+        <w:t>Требования к программным средствам, используемым программой</w:t>
+      </w:r>
+      <w:bookmarkEnd w:id="19"/>
     </w:p>
     <w:p>
       <w:pPr>
         <w:pStyle w:val="a3"/>
       </w:pPr>
       <w:r>
-        <w:t>Требования к временным характеристикам программы не предъявляются.</w:t>
+        <w:t xml:space="preserve">Системны программные средства, используемые программой, должны быть представлены операционной системой </w:t>
+      </w:r>
+      <w:r>
+        <w:rPr>
+          <w:lang w:val="en-US"/>
+        </w:rPr>
+        <w:t>Windows</w:t>
+      </w:r>
+      <w:r>
+        <w:t xml:space="preserve"> 10</w:t>
+      </w:r>
+      <w:r>
+        <w:t xml:space="preserve"> и выше</w:t>
+      </w:r>
+      <w:r>
+        <w:t>.</w:t>
+      </w:r>
+    </w:p>
+    <w:p>
+      <w:pPr>
+        <w:pStyle w:val="3"/>
+      </w:pPr>
+      <w:bookmarkStart w:id="20" w:name="_Toc216253094"/>
+      <w:r>
+        <w:t>Требования к защите информации и программ</w:t>
+      </w:r>
+      <w:bookmarkEnd w:id="20"/>
+    </w:p>
+    <w:p>
+      <w:pPr>
+        <w:pStyle w:val="a3"/>
+      </w:pPr>
+      <w:r>
+        <w:t xml:space="preserve">Система должна передавать все данные по </w:t>
+      </w:r>
+      <w:r>
+        <w:rPr>
+          <w:lang w:val="en-US"/>
+        </w:rPr>
+        <w:t>HTTPS</w:t>
+      </w:r>
+      <w:r>
+        <w:t xml:space="preserve"> (</w:t>
+      </w:r>
+      <w:r>
+        <w:rPr>
+          <w:lang w:val="en-US"/>
+        </w:rPr>
+        <w:t>TLS</w:t>
+      </w:r>
+      <w:r>
+        <w:t xml:space="preserve"> 1.3) </w:t>
+      </w:r>
+      <w:r>
+        <w:t xml:space="preserve">и хранить пароли в виде </w:t>
+      </w:r>
+      <w:proofErr w:type="spellStart"/>
+      <w:r>
+        <w:t>хешей</w:t>
+      </w:r>
+      <w:proofErr w:type="spellEnd"/>
+      <w:r>
+        <w:t xml:space="preserve"> (</w:t>
+      </w:r>
+      <w:proofErr w:type="spellStart"/>
+      <w:r>
+        <w:t>bcrypt</w:t>
+      </w:r>
+      <w:proofErr w:type="spellEnd"/>
+      <w:r>
+        <w:t>/argon2)</w:t>
+      </w:r>
+      <w:r>
+        <w:t xml:space="preserve">. </w:t>
       </w:r>
     </w:p>
     <w:p>
       <w:pPr>
         <w:pStyle w:val="2"/>
       </w:pPr>
-      <w:bookmarkStart w:id="9" w:name="_Toc216253083"/>
-      <w:r>
-        <w:t>Требования к надежности</w:t>
-      </w:r>
-      <w:bookmarkEnd w:id="9"/>
-    </w:p>
-    <w:p>
-      <w:pPr>
-        <w:pStyle w:val="3"/>
-      </w:pPr>
-      <w:bookmarkStart w:id="10" w:name="_Toc216253084"/>
-      <w:r>
-        <w:t>Требования к обеспечению надежного (устойчивого) функционирования программы</w:t>
-      </w:r>
-      <w:bookmarkEnd w:id="10"/>
+      <w:bookmarkStart w:id="21" w:name="_Toc216253095"/>
+      <w:r>
+        <w:t>Специальные требования</w:t>
+      </w:r>
+      <w:bookmarkEnd w:id="21"/>
     </w:p>
     <w:p>
       <w:pPr>
         <w:pStyle w:val="a3"/>
       </w:pPr>
       <w:r>
-        <w:t>Надежное (устойчивое) функционирование программы должно быть обеспечено выполнением совокупности организационно-технических мероприятий, перечень которых приведен ниже</w:t>
-      </w:r>
-      <w:r>
-        <w:t>:</w:t>
-      </w:r>
-    </w:p>
-    <w:p>
-      <w:pPr>
-        <w:pStyle w:val="a0"/>
-      </w:pPr>
-      <w:r>
-        <w:t>организацией бесперебойного питания технических средств;</w:t>
-      </w:r>
-    </w:p>
-    <w:p>
-      <w:pPr>
-        <w:pStyle w:val="a0"/>
-      </w:pPr>
-      <w:r>
-        <w:t>использованием сетевых фильтров для защиты от электрических скачков;</w:t>
-      </w:r>
-    </w:p>
-    <w:p>
-      <w:pPr>
-        <w:pStyle w:val="a0"/>
-      </w:pPr>
-      <w:r>
-        <w:t>проверкой на наличие компьютерных вирусов.</w:t>
-      </w:r>
-    </w:p>
-    <w:p>
-      <w:pPr>
-        <w:pStyle w:val="3"/>
-      </w:pPr>
-      <w:bookmarkStart w:id="11" w:name="_Toc216253085"/>
-      <w:r>
-        <w:t>Время восстановления после отказа</w:t>
-      </w:r>
-      <w:bookmarkEnd w:id="11"/>
-    </w:p>
-    <w:p>
-      <w:pPr>
-        <w:pStyle w:val="a3"/>
-      </w:pPr>
-      <w:r>
-        <w:t xml:space="preserve">Общее время восстановления после </w:t>
-      </w:r>
-      <w:r>
-        <w:t>отключения электропитания</w:t>
-      </w:r>
-      <w:r>
-        <w:t xml:space="preserve"> должно составлять не более 10 минут. Это включает время, восстановления нормального функционирования программы.</w:t>
-      </w:r>
-    </w:p>
-    <w:p>
-      <w:pPr>
-        <w:pStyle w:val="a3"/>
-      </w:pPr>
-      <w:r>
-        <w:t xml:space="preserve">Время восстановления после </w:t>
-      </w:r>
-      <w:r>
-        <w:t>отказа, вызванного неисправностью технических средств, фатальным сбоем операционной системы</w:t>
-      </w:r>
-      <w:r>
-        <w:t xml:space="preserve"> должно составлять не более 1 часа. Это время должно включать этапы диагностики, восстановление данных из резервных копий и последующее тестирование работоспособности системы перед её повторным запуском. Время восстановления после серьезных сбоев должно составлять не более 1 часа. Это время должно включать этапы диагностики, восстановление данных из резервных копий и последующее тестирование работоспособности системы перед её повторным запуском.</w:t>
-      </w:r>
-    </w:p>
-    <w:p>
-      <w:pPr>
-        <w:pStyle w:val="3"/>
-      </w:pPr>
-      <w:bookmarkStart w:id="12" w:name="_Toc216253086"/>
-      <w:r>
-        <w:lastRenderedPageBreak/>
-        <w:t>Отказы из-за некорректных действий оператора</w:t>
-      </w:r>
-      <w:bookmarkEnd w:id="12"/>
-    </w:p>
-    <w:p>
-      <w:pPr>
-        <w:pStyle w:val="a3"/>
-      </w:pPr>
-      <w:r>
-        <w:t>Некорректные действия оператора могут привести к различным сбоям в работе прогр</w:t>
-      </w:r>
-      <w:r>
-        <w:t>аммы</w:t>
-      </w:r>
-      <w:r>
-        <w:t>. Эти отказы могут возникать как из-за ошибок ввода данных, так и из-за недопонимания функционала программы.</w:t>
-      </w:r>
-      <w:r>
-        <w:t xml:space="preserve"> Во избежание возникновения отказов программы по указанной выше причине следует обеспечить работу конечного пользователя </w:t>
-      </w:r>
-      <w:r>
-        <w:t>без предоставления ему административных привилегий.</w:t>
-      </w:r>
-    </w:p>
-    <w:p>
-      <w:pPr>
-        <w:pStyle w:val="2"/>
-      </w:pPr>
-      <w:bookmarkStart w:id="13" w:name="_Toc216253087"/>
-      <w:r>
-        <w:t>Условия эксплуатации</w:t>
-      </w:r>
-      <w:bookmarkEnd w:id="13"/>
-    </w:p>
-    <w:p>
-      <w:pPr>
-        <w:pStyle w:val="3"/>
-      </w:pPr>
-      <w:bookmarkStart w:id="14" w:name="_Toc216253088"/>
-      <w:r>
-        <w:t>Требования к численности и квалификации персонала</w:t>
-      </w:r>
-      <w:bookmarkEnd w:id="14"/>
-    </w:p>
-    <w:p>
-      <w:pPr>
-        <w:pStyle w:val="a3"/>
-      </w:pPr>
-      <w:r>
-        <w:t>Минимальное количество персонала, требуемого для работы программы, должно составлять не менее двух человек – системный программист, конечный пользователь программы.</w:t>
-      </w:r>
-    </w:p>
-    <w:p>
-      <w:pPr>
-        <w:pStyle w:val="a3"/>
-      </w:pPr>
-      <w:r>
-        <w:t>Системный программист должен иметь среднее техническое образование.</w:t>
-      </w:r>
-    </w:p>
-    <w:p>
-      <w:pPr>
-        <w:pStyle w:val="a3"/>
-      </w:pPr>
-      <w:r>
-        <w:t>В перечень задач, выполняемых системным программистом, должны входить</w:t>
-      </w:r>
-      <w:r>
-        <w:t>:</w:t>
-      </w:r>
-    </w:p>
-    <w:p>
-      <w:pPr>
-        <w:pStyle w:val="a0"/>
-      </w:pPr>
-      <w:r>
-        <w:t>о</w:t>
-      </w:r>
-      <w:r>
-        <w:t>бработка и решение инцидентов, связанных с работой си</w:t>
-      </w:r>
-      <w:r>
-        <w:t>стем и программного обеспечения;</w:t>
-      </w:r>
-    </w:p>
-    <w:p>
-      <w:pPr>
-        <w:pStyle w:val="a0"/>
-      </w:pPr>
-      <w:r>
-        <w:t>настройка и обслужи</w:t>
-      </w:r>
-      <w:r>
-        <w:t>вание баз данных;</w:t>
-      </w:r>
-    </w:p>
-    <w:p>
-      <w:pPr>
-        <w:pStyle w:val="a0"/>
-      </w:pPr>
-      <w:r>
-        <w:t>и</w:t>
-      </w:r>
-      <w:r>
-        <w:t>нтеграция различных аппаратных и программных компонентов, создание единых рабочих систем</w:t>
-      </w:r>
-      <w:r>
-        <w:t>;</w:t>
-      </w:r>
-    </w:p>
-    <w:p>
-      <w:pPr>
-        <w:pStyle w:val="a0"/>
-      </w:pPr>
-      <w:r>
-        <w:t>п</w:t>
-      </w:r>
-      <w:r>
-        <w:t>оддержка пользователей и предоставление консультаций.</w:t>
-      </w:r>
-    </w:p>
-    <w:p>
-      <w:pPr>
-        <w:pStyle w:val="a3"/>
-      </w:pPr>
-      <w:r>
-        <w:t>Конечный пользователь программы должен обладать навыками работы с графическим интерфейсом операционной системы.</w:t>
-      </w:r>
-    </w:p>
-    <w:p>
-      <w:pPr>
-        <w:pStyle w:val="2"/>
-      </w:pPr>
-      <w:bookmarkStart w:id="15" w:name="_Toc216253089"/>
-      <w:r>
-        <w:t>Требования к составу и параметрам технических средств</w:t>
-      </w:r>
-      <w:bookmarkEnd w:id="15"/>
-    </w:p>
-    <w:p>
-      <w:pPr>
-        <w:pStyle w:val="a3"/>
-      </w:pPr>
-      <w:r>
-        <w:t>В состав технический средств должен входить персональный компьютер (ПЭВМ), включающий в себя</w:t>
-      </w:r>
-      <w:r>
-        <w:t>:</w:t>
-      </w:r>
-    </w:p>
-    <w:p>
-      <w:pPr>
-        <w:pStyle w:val="a0"/>
-      </w:pPr>
-      <w:r>
-        <w:t>процессор</w:t>
-      </w:r>
-      <w:r>
-        <w:t xml:space="preserve"> </w:t>
-      </w:r>
-      <w:r>
-        <w:rPr>
-          <w:lang w:val="en-US"/>
-        </w:rPr>
-        <w:t>Intel</w:t>
-      </w:r>
-      <w:r>
-        <w:t xml:space="preserve"> </w:t>
-      </w:r>
-      <w:r>
-        <w:rPr>
-          <w:lang w:val="en-US"/>
-        </w:rPr>
-        <w:t>Core</w:t>
-      </w:r>
-      <w:r>
-        <w:t xml:space="preserve"> </w:t>
-      </w:r>
-      <w:r>
-        <w:rPr>
-          <w:lang w:val="en-US"/>
-        </w:rPr>
-        <w:t>I</w:t>
-      </w:r>
-      <w:r>
-        <w:t xml:space="preserve">5-10400 2.9 </w:t>
-      </w:r>
-      <w:r>
-        <w:t>ГГц</w:t>
-      </w:r>
-      <w:r>
-        <w:t>,</w:t>
-      </w:r>
-      <w:r>
-        <w:t xml:space="preserve"> не менее;</w:t>
-      </w:r>
-    </w:p>
-    <w:p>
-      <w:pPr>
-        <w:pStyle w:val="a0"/>
-      </w:pPr>
-      <w:r>
-        <w:t>оперативную память объемом 8 ГБ, не менее;</w:t>
-      </w:r>
-    </w:p>
-    <w:p>
-      <w:pPr>
-        <w:pStyle w:val="a0"/>
-      </w:pPr>
-      <w:r>
-        <w:t>жесткий диск объемом 128 ГБ и выше;</w:t>
-      </w:r>
-    </w:p>
-    <w:p>
-      <w:pPr>
-        <w:pStyle w:val="a0"/>
-      </w:pPr>
-      <w:r>
-        <w:rPr>
-          <w:lang w:val="en-US"/>
-        </w:rPr>
-        <w:lastRenderedPageBreak/>
-        <w:t>VGA-</w:t>
-      </w:r>
-      <w:r>
-        <w:t>совместимый дисплей</w:t>
-      </w:r>
-      <w:r>
-        <w:rPr>
-          <w:lang w:val="en-US"/>
-        </w:rPr>
-        <w:t>;</w:t>
-      </w:r>
-    </w:p>
-    <w:p>
-      <w:pPr>
-        <w:pStyle w:val="a0"/>
-      </w:pPr>
-      <w:r>
-        <w:t>оптический манипулятор типа «мышь»</w:t>
-      </w:r>
-      <w:r>
-        <w:rPr>
-          <w:lang w:val="en-US"/>
-        </w:rPr>
-        <w:t>;</w:t>
-      </w:r>
-    </w:p>
-    <w:p>
-      <w:pPr>
-        <w:pStyle w:val="a0"/>
-      </w:pPr>
-      <w:r>
-        <w:t>клавиатура ввода данных.</w:t>
-      </w:r>
-    </w:p>
-    <w:p>
-      <w:pPr>
-        <w:pStyle w:val="2"/>
-      </w:pPr>
-      <w:bookmarkStart w:id="16" w:name="_Toc216253090"/>
-      <w:r>
-        <w:t>Требования к информационной и программной совместимости</w:t>
-      </w:r>
-      <w:bookmarkEnd w:id="16"/>
-    </w:p>
-    <w:p>
-      <w:pPr>
-        <w:pStyle w:val="3"/>
-      </w:pPr>
-      <w:bookmarkStart w:id="17" w:name="_Toc216253091"/>
-      <w:r>
-        <w:t>Требования к информационным структурам и методам решения</w:t>
-      </w:r>
-      <w:bookmarkEnd w:id="17"/>
-    </w:p>
-    <w:p>
-      <w:pPr>
-        <w:pStyle w:val="a3"/>
-      </w:pPr>
-      <w:r>
-        <w:t>Требования к информационным структурам (файлов) на входе и выходе, а также к методам решения не предъявляются.</w:t>
-      </w:r>
-    </w:p>
-    <w:p>
-      <w:pPr>
-        <w:pStyle w:val="3"/>
-      </w:pPr>
-      <w:bookmarkStart w:id="18" w:name="_Toc216253092"/>
-      <w:r>
-        <w:t>Требования к исходным кодам и языкам программирования</w:t>
-      </w:r>
-      <w:bookmarkEnd w:id="18"/>
-    </w:p>
-    <w:p>
-      <w:pPr>
-        <w:pStyle w:val="a3"/>
-      </w:pPr>
-      <w:r>
-        <w:t xml:space="preserve">Исходные коды программы должны быть реализованы на языке </w:t>
-      </w:r>
-      <w:r>
-        <w:rPr>
-          <w:lang w:val="en-US"/>
-        </w:rPr>
-        <w:t>Python</w:t>
-      </w:r>
-      <w:r>
-        <w:t xml:space="preserve">. </w:t>
-      </w:r>
-      <w:r>
-        <w:t xml:space="preserve">В качестве интегрированной среды разработки программы должна быть использована среда </w:t>
-      </w:r>
-      <w:r>
-        <w:rPr>
-          <w:lang w:val="en-US"/>
-        </w:rPr>
-        <w:t>Microsoft</w:t>
-      </w:r>
-      <w:r>
-        <w:t xml:space="preserve"> </w:t>
-      </w:r>
-      <w:r>
-        <w:rPr>
-          <w:lang w:val="en-US"/>
-        </w:rPr>
-        <w:t>Visual</w:t>
-      </w:r>
-      <w:r>
-        <w:t xml:space="preserve"> </w:t>
-      </w:r>
-      <w:r>
-        <w:rPr>
-          <w:lang w:val="en-US"/>
-        </w:rPr>
-        <w:t>Studio</w:t>
-      </w:r>
-      <w:r>
-        <w:t xml:space="preserve"> </w:t>
-      </w:r>
-      <w:r>
-        <w:rPr>
-          <w:lang w:val="en-US"/>
-        </w:rPr>
-        <w:t>Code</w:t>
-      </w:r>
-      <w:r>
-        <w:t>.</w:t>
-      </w:r>
-    </w:p>
-    <w:p>
-      <w:pPr>
-        <w:pStyle w:val="3"/>
-      </w:pPr>
-      <w:bookmarkStart w:id="19" w:name="_Toc216253093"/>
-      <w:r>
-        <w:t>Требования к программным средствам, используемым программой</w:t>
-      </w:r>
-      <w:bookmarkEnd w:id="19"/>
-    </w:p>
-    <w:p>
-      <w:pPr>
-        <w:pStyle w:val="a3"/>
-      </w:pPr>
-      <w:r>
-        <w:t>Системны программные средства, используемые программой, должны быть представлены опер</w:t>
-      </w:r>
-      <w:bookmarkStart w:id="20" w:name="_GoBack"/>
-      <w:bookmarkEnd w:id="20"/>
-      <w:r>
-        <w:t xml:space="preserve">ационной системой </w:t>
-      </w:r>
-      <w:r>
-        <w:rPr>
-          <w:lang w:val="en-US"/>
-        </w:rPr>
-        <w:t>Windows</w:t>
-      </w:r>
-      <w:r>
-        <w:t xml:space="preserve"> 10.</w:t>
-      </w:r>
-    </w:p>
-    <w:p>
-      <w:pPr>
-        <w:pStyle w:val="3"/>
-      </w:pPr>
-      <w:bookmarkStart w:id="21" w:name="_Toc216253094"/>
-      <w:r>
-        <w:t>Требования к защите информации и программ</w:t>
-      </w:r>
-      <w:bookmarkEnd w:id="21"/>
-    </w:p>
-    <w:p>
-      <w:pPr>
-        <w:pStyle w:val="a3"/>
-      </w:pPr>
-      <w:r>
-        <w:t>Требования к защите информации и программ не предъявляются.</w:t>
-      </w:r>
-    </w:p>
-    <w:p>
-      <w:pPr>
-        <w:pStyle w:val="2"/>
-      </w:pPr>
-      <w:bookmarkStart w:id="22" w:name="_Toc216253095"/>
-      <w:r>
-        <w:lastRenderedPageBreak/>
-        <w:t>Специальные требования</w:t>
-      </w:r>
-      <w:bookmarkEnd w:id="22"/>
-    </w:p>
-    <w:p>
-      <w:pPr>
-        <w:pStyle w:val="a3"/>
-      </w:pPr>
-      <w:r>
         <w:t>Специальные требования не предъявляются.</w:t>
       </w:r>
     </w:p>
@@ -5506,12 +5611,12 @@
       <w:pPr>
         <w:pStyle w:val="1"/>
       </w:pPr>
-      <w:bookmarkStart w:id="23" w:name="_Toc216253096"/>
+      <w:bookmarkStart w:id="22" w:name="_Toc216253096"/>
       <w:r>
         <w:lastRenderedPageBreak/>
         <w:t>Требования к программной документации</w:t>
       </w:r>
-      <w:bookmarkEnd w:id="23"/>
+      <w:bookmarkEnd w:id="22"/>
     </w:p>
     <w:p>
       <w:pPr>
@@ -5655,7 +5760,10 @@
         <w:pStyle w:val="a0"/>
       </w:pPr>
       <w:r>
-        <w:t>руководство системного программиста</w:t>
+        <w:t xml:space="preserve">руководство </w:t>
+      </w:r>
+      <w:r>
+        <w:t>администратора</w:t>
       </w:r>
       <w:r>
         <w:rPr>
@@ -5669,21 +5777,13 @@
         <w:pStyle w:val="a0"/>
       </w:pPr>
       <w:r>
-        <w:t>руководство программиста</w:t>
-      </w:r>
-      <w:r>
-        <w:rPr>
-          <w:lang w:val="en-US"/>
-        </w:rPr>
-        <w:t>;</w:t>
-      </w:r>
-    </w:p>
-    <w:p>
-      <w:pPr>
-        <w:pStyle w:val="a0"/>
-      </w:pPr>
-      <w:r>
-        <w:t>руководство оператора.</w:t>
+        <w:t xml:space="preserve">руководство </w:t>
+      </w:r>
+      <w:r>
+        <w:t>менеджера</w:t>
+      </w:r>
+      <w:r>
+        <w:t>.</w:t>
       </w:r>
     </w:p>
     <w:p>
@@ -5698,12 +5798,12 @@
       <w:pPr>
         <w:pStyle w:val="1"/>
       </w:pPr>
-      <w:bookmarkStart w:id="24" w:name="_Toc216253097"/>
+      <w:bookmarkStart w:id="23" w:name="_Toc216253097"/>
       <w:r>
         <w:lastRenderedPageBreak/>
         <w:t>Технико-экономические показатели</w:t>
       </w:r>
-      <w:bookmarkEnd w:id="24"/>
+      <w:bookmarkEnd w:id="23"/>
     </w:p>
     <w:p>
       <w:pPr>
@@ -5725,11 +5825,82 @@
       <w:pPr>
         <w:pStyle w:val="1"/>
       </w:pPr>
-      <w:bookmarkStart w:id="25" w:name="_Toc216253098"/>
+      <w:bookmarkStart w:id="24" w:name="_Toc216253098"/>
       <w:r>
         <w:lastRenderedPageBreak/>
         <w:t>Стадии и этапы разработки</w:t>
       </w:r>
+      <w:bookmarkEnd w:id="24"/>
+    </w:p>
+    <w:p>
+      <w:pPr>
+        <w:pStyle w:val="a3"/>
+      </w:pPr>
+      <w:r>
+        <w:t>Разработка программы должна выполняться по следующим четырем стадиям и этапам работ</w:t>
+      </w:r>
+      <w:r>
+        <w:t>:</w:t>
+      </w:r>
+    </w:p>
+    <w:p>
+      <w:pPr>
+        <w:pStyle w:val="a0"/>
+      </w:pPr>
+      <w:r>
+        <w:t>техническое задание</w:t>
+      </w:r>
+      <w:r>
+        <w:rPr>
+          <w:lang w:val="en-US"/>
+        </w:rPr>
+        <w:t>;</w:t>
+      </w:r>
+    </w:p>
+    <w:p>
+      <w:pPr>
+        <w:pStyle w:val="a0"/>
+      </w:pPr>
+      <w:r>
+        <w:t>технический проект</w:t>
+      </w:r>
+      <w:r>
+        <w:rPr>
+          <w:lang w:val="en-US"/>
+        </w:rPr>
+        <w:t>;</w:t>
+      </w:r>
+    </w:p>
+    <w:p>
+      <w:pPr>
+        <w:pStyle w:val="a0"/>
+      </w:pPr>
+      <w:r>
+        <w:t>рабочий проект</w:t>
+      </w:r>
+      <w:r>
+        <w:rPr>
+          <w:lang w:val="en-US"/>
+        </w:rPr>
+        <w:t>;</w:t>
+      </w:r>
+    </w:p>
+    <w:p>
+      <w:pPr>
+        <w:pStyle w:val="a0"/>
+      </w:pPr>
+      <w:r>
+        <w:t>внедрение.</w:t>
+      </w:r>
+    </w:p>
+    <w:p>
+      <w:pPr>
+        <w:pStyle w:val="2"/>
+      </w:pPr>
+      <w:bookmarkStart w:id="25" w:name="_Toc216253099"/>
+      <w:r>
+        <w:t>Техническое задание</w:t>
+      </w:r>
       <w:bookmarkEnd w:id="25"/>
     </w:p>
     <w:p>
@@ -5737,90 +5908,19 @@
         <w:pStyle w:val="a3"/>
       </w:pPr>
       <w:r>
-        <w:t>Разработка программы должна выполняться по следующим четырем стадиям и этапам работ</w:t>
-      </w:r>
-      <w:r>
-        <w:t>:</w:t>
-      </w:r>
-    </w:p>
-    <w:p>
-      <w:pPr>
-        <w:pStyle w:val="a0"/>
-      </w:pPr>
-      <w:r>
-        <w:t>техническое задание</w:t>
-      </w:r>
-      <w:r>
-        <w:rPr>
-          <w:lang w:val="en-US"/>
-        </w:rPr>
-        <w:t>;</w:t>
-      </w:r>
-    </w:p>
-    <w:p>
-      <w:pPr>
-        <w:pStyle w:val="a0"/>
-      </w:pPr>
-      <w:r>
-        <w:t>технический проект</w:t>
-      </w:r>
-      <w:r>
-        <w:rPr>
-          <w:lang w:val="en-US"/>
-        </w:rPr>
-        <w:t>;</w:t>
-      </w:r>
-    </w:p>
-    <w:p>
-      <w:pPr>
-        <w:pStyle w:val="a0"/>
-      </w:pPr>
-      <w:r>
-        <w:t>рабочий проект</w:t>
-      </w:r>
-      <w:r>
-        <w:rPr>
-          <w:lang w:val="en-US"/>
-        </w:rPr>
-        <w:t>;</w:t>
-      </w:r>
-    </w:p>
-    <w:p>
-      <w:pPr>
-        <w:pStyle w:val="a0"/>
-      </w:pPr>
-      <w:r>
-        <w:t>внедрение.</w:t>
-      </w:r>
-    </w:p>
-    <w:p>
-      <w:pPr>
-        <w:pStyle w:val="2"/>
-      </w:pPr>
-      <w:bookmarkStart w:id="26" w:name="_Toc216253099"/>
-      <w:r>
-        <w:t>Техническое задание</w:t>
-      </w:r>
-      <w:bookmarkEnd w:id="26"/>
-    </w:p>
-    <w:p>
-      <w:pPr>
-        <w:pStyle w:val="a3"/>
-      </w:pPr>
-      <w:r>
         <w:t>Исполнитель – Фетисов Матвей. Срок выполнения работ – с</w:t>
       </w:r>
       <w:r>
         <w:t xml:space="preserve"> </w:t>
       </w:r>
       <w:r>
-        <w:t>01.03.25</w:t>
+        <w:t>11.09.26</w:t>
       </w:r>
       <w:r>
         <w:t xml:space="preserve"> по </w:t>
       </w:r>
       <w:r>
-        <w:t>15.03.25</w:t>
+        <w:t>20.09.26</w:t>
       </w:r>
       <w:r>
         <w:t>. Техническое задание включает в себя следующие этапы разработки</w:t>
@@ -5910,15 +6010,13 @@
         </w:numPr>
       </w:pPr>
       <w:r>
-        <w:t xml:space="preserve">обоснование необходимости проведения </w:t>
-      </w:r>
-      <w:proofErr w:type="spellStart"/>
-      <w:r>
-        <w:t>науно</w:t>
-      </w:r>
-      <w:proofErr w:type="spellEnd"/>
-      <w:r>
-        <w:t>-исследовательских работ</w:t>
+        <w:t>обоснование необходимости проведения нау</w:t>
+      </w:r>
+      <w:r>
+        <w:t>ч</w:t>
+      </w:r>
+      <w:r>
+        <w:t>но-исследовательских работ</w:t>
       </w:r>
       <w:r>
         <w:t>, научно-исследовательские работы</w:t>
@@ -6102,12 +6200,12 @@
       <w:pPr>
         <w:pStyle w:val="2"/>
       </w:pPr>
-      <w:bookmarkStart w:id="27" w:name="_Toc216253100"/>
+      <w:bookmarkStart w:id="26" w:name="_Toc216253100"/>
       <w:r>
         <w:lastRenderedPageBreak/>
         <w:t>Технический проект</w:t>
       </w:r>
-      <w:bookmarkEnd w:id="27"/>
+      <w:bookmarkEnd w:id="26"/>
     </w:p>
     <w:p>
       <w:pPr>
@@ -6117,7 +6215,10 @@
         <w:t xml:space="preserve">Исполнитель – Фетисов Матвей. Срок выполнения работ </w:t>
       </w:r>
       <w:r>
-        <w:t xml:space="preserve">с 16.03.25 по 30.03.25. </w:t>
+        <w:t>с 21.09.26 по 30.09.26</w:t>
+      </w:r>
+      <w:r>
+        <w:t xml:space="preserve">. </w:t>
       </w:r>
       <w:r>
         <w:t>Технический проект включает в себя следующие этапы разработки</w:t>
@@ -6138,9 +6239,6 @@
         <w:t>Разработка технического проекта</w:t>
       </w:r>
       <w:r>
-        <w:rPr>
-          <w:lang w:val="en-US"/>
-        </w:rPr>
         <w:t>:</w:t>
       </w:r>
     </w:p>
@@ -6265,11 +6363,11 @@
       <w:pPr>
         <w:pStyle w:val="2"/>
       </w:pPr>
-      <w:bookmarkStart w:id="28" w:name="_Toc216253101"/>
+      <w:bookmarkStart w:id="27" w:name="_Toc216253101"/>
       <w:r>
         <w:t>Рабочий проект</w:t>
       </w:r>
-      <w:bookmarkEnd w:id="28"/>
+      <w:bookmarkEnd w:id="27"/>
     </w:p>
     <w:p>
       <w:pPr>
@@ -6279,19 +6377,16 @@
         <w:t xml:space="preserve">Исполнитель – Фетисов Матвей. Срок выполнения работ </w:t>
       </w:r>
       <w:r>
-        <w:t>с 3</w:t>
-      </w:r>
-      <w:r>
-        <w:t>1</w:t>
-      </w:r>
-      <w:r>
-        <w:t xml:space="preserve">.03.25 по </w:t>
-      </w:r>
-      <w:r>
-        <w:t>29</w:t>
-      </w:r>
-      <w:r>
-        <w:t xml:space="preserve">.04.25. </w:t>
+        <w:t>с 01.10.26</w:t>
+      </w:r>
+      <w:r>
+        <w:t xml:space="preserve"> по </w:t>
+      </w:r>
+      <w:r>
+        <w:t>20.10.26</w:t>
+      </w:r>
+      <w:r>
+        <w:t xml:space="preserve">. </w:t>
       </w:r>
       <w:r>
         <w:t>Рабочий проект включает в себя следующие этапы разработки</w:t>
@@ -6312,9 +6407,6 @@
         <w:t>Разработка программы</w:t>
       </w:r>
       <w:r>
-        <w:rPr>
-          <w:lang w:val="en-US"/>
-        </w:rPr>
         <w:t>:</w:t>
       </w:r>
     </w:p>
@@ -6330,9 +6422,6 @@
         <w:t>программирование и отладка программы</w:t>
       </w:r>
       <w:r>
-        <w:rPr>
-          <w:lang w:val="en-US"/>
-        </w:rPr>
         <w:t>;</w:t>
       </w:r>
     </w:p>
@@ -6348,9 +6437,6 @@
         <w:t>разработка программной документации</w:t>
       </w:r>
       <w:r>
-        <w:rPr>
-          <w:lang w:val="en-US"/>
-        </w:rPr>
         <w:t>:</w:t>
       </w:r>
     </w:p>
@@ -6427,22 +6513,27 @@
       <w:pPr>
         <w:pStyle w:val="2"/>
       </w:pPr>
-      <w:bookmarkStart w:id="29" w:name="_Toc216253102"/>
+      <w:bookmarkStart w:id="28" w:name="_Toc216253102"/>
       <w:r>
         <w:lastRenderedPageBreak/>
         <w:t>Внедрение</w:t>
       </w:r>
+      <w:bookmarkEnd w:id="28"/>
+    </w:p>
+    <w:p>
+      <w:pPr>
+        <w:pStyle w:val="a3"/>
+      </w:pPr>
+      <w:r>
+        <w:t xml:space="preserve">Исполнитель – Фетисов Матвей. Срок выполнения работ – </w:t>
+      </w:r>
+      <w:r>
+        <w:t>с 21.10.26 по 01.11.26</w:t>
+      </w:r>
+      <w:bookmarkStart w:id="29" w:name="_GoBack"/>
       <w:bookmarkEnd w:id="29"/>
-    </w:p>
-    <w:p>
-      <w:pPr>
-        <w:pStyle w:val="a3"/>
-      </w:pPr>
-      <w:r>
-        <w:t xml:space="preserve">Исполнитель – Фетисов Матвей. Срок выполнения работ – </w:t>
-      </w:r>
-      <w:r>
-        <w:t xml:space="preserve">с 01.05.25 по 10.05.25. </w:t>
+      <w:r>
+        <w:t xml:space="preserve">. </w:t>
       </w:r>
       <w:r>
         <w:t>Внедрение включает в себя следующий этап разработки</w:t>
@@ -6463,9 +6554,6 @@
         <w:t>подготовка и передача программы</w:t>
       </w:r>
       <w:r>
-        <w:rPr>
-          <w:lang w:val="en-US"/>
-        </w:rPr>
         <w:t>:</w:t>
       </w:r>
     </w:p>
@@ -7936,7 +8024,7 @@
       <w:rPr>
         <w:noProof/>
       </w:rPr>
-      <w:t>16</w:t>
+      <w:t>17</w:t>
     </w:r>
     <w:r>
       <w:fldChar w:fldCharType="end"/>
@@ -10192,6 +10280,7 @@
   <w:rsids>
     <w:rsidRoot w:val="00F26692"/>
     <w:rsid w:val="003C1849"/>
+    <w:rsid w:val="003F490A"/>
     <w:rsid w:val="004440DF"/>
     <w:rsid w:val="00634717"/>
     <w:rsid w:val="008906B7"/>
@@ -10200,6 +10289,7 @@
     <w:rsid w:val="00B62F8E"/>
     <w:rsid w:val="00C12A88"/>
     <w:rsid w:val="00CC6E99"/>
+    <w:rsid w:val="00D122F7"/>
     <w:rsid w:val="00EE3498"/>
     <w:rsid w:val="00F26692"/>
     <w:rsid w:val="00F47036"/>
@@ -10934,7 +11024,7 @@
 </file>
 
 <file path=customXml/itemProps1.xml><?xml version="1.0" encoding="utf-8"?>
-<ds:datastoreItem xmlns:ds="http://schemas.openxmlformats.org/officeDocument/2006/customXml" ds:itemID="{1D4994B3-4D62-4AE2-8AA0-975A93A57FAC}">
+<ds:datastoreItem xmlns:ds="http://schemas.openxmlformats.org/officeDocument/2006/customXml" ds:itemID="{DB58A636-A2F5-4281-BC91-D3812F73AC72}">
   <ds:schemaRefs>
     <ds:schemaRef ds:uri="http://schemas.openxmlformats.org/officeDocument/2006/bibliography"/>
   </ds:schemaRefs>
